--- a/application_form/Prilog_1_Aplikacioni_obrazac_latinica_at_bih.docx
+++ b/application_form/Prilog_1_Aplikacioni_obrazac_latinica_at_bih.docx
@@ -310,7 +310,27 @@
                 <w:szCs w:val="24"/>
                 <w:lang w:val="bs-BA"/>
               </w:rPr>
-              <w:t>Hibridizacija Metaheuristka i Generativne Vještačke Inteligencije za izabrane grafovske Probleme</w:t>
+              <w:t xml:space="preserve">Hibridizacija Metaheuristka i </w:t>
+            </w:r>
+            <w:r>
+              <w:rPr>
+                <w:rStyle w:val="StrongEmphasis"/>
+                <w:rFonts w:ascii="Times New Roman" w:hAnsi="Times New Roman"/>
+                <w:sz w:val="24"/>
+                <w:szCs w:val="24"/>
+                <w:lang w:val="bs-BA"/>
+              </w:rPr>
+              <w:t xml:space="preserve">Tehnika </w:t>
+            </w:r>
+            <w:r>
+              <w:rPr>
+                <w:rStyle w:val="StrongEmphasis"/>
+                <w:rFonts w:ascii="Times New Roman" w:hAnsi="Times New Roman"/>
+                <w:sz w:val="24"/>
+                <w:szCs w:val="24"/>
+                <w:lang w:val="bs-BA"/>
+              </w:rPr>
+              <w:t>Generativne Vještačke Inteligencije za izabrane grafovske Probleme</w:t>
             </w:r>
           </w:p>
         </w:tc>
@@ -391,7 +411,7 @@
                 <w:szCs w:val="24"/>
                 <w:lang w:val="bs-BA"/>
               </w:rPr>
-              <w:t>Hybridizing Metaheuristics via Generative AI for selected Graph Problems</w:t>
+              <w:t>Hybridizing Metaheuristics with Generative AI Techniques for Selected Graph Problems</w:t>
             </w:r>
           </w:p>
         </w:tc>
@@ -3939,23 +3959,33 @@
               </w:rPr>
             </w:pPr>
             <w:r>
-              <w:rPr/>
-            </w:r>
-          </w:p>
-          <w:p>
-            <w:pPr>
-              <w:pStyle w:val="Normal"/>
-              <w:widowControl w:val="false"/>
-              <w:spacing w:before="0" w:after="160"/>
-              <w:rPr>
-                <w:rFonts w:ascii="Times New Roman" w:hAnsi="Times New Roman"/>
-                <w:sz w:val="24"/>
-                <w:szCs w:val="24"/>
-                <w:lang w:val="hr-HR"/>
-              </w:rPr>
-            </w:pPr>
-            <w:r>
-              <w:rPr/>
+              <w:rPr>
+                <w:rFonts w:ascii="Times New Roman" w:hAnsi="Times New Roman"/>
+                <w:sz w:val="24"/>
+                <w:szCs w:val="24"/>
+                <w:lang w:val="hr-HR"/>
+              </w:rPr>
+            </w:r>
+          </w:p>
+          <w:p>
+            <w:pPr>
+              <w:pStyle w:val="Normal"/>
+              <w:widowControl w:val="false"/>
+              <w:spacing w:before="0" w:after="160"/>
+              <w:rPr>
+                <w:rFonts w:ascii="Times New Roman" w:hAnsi="Times New Roman"/>
+                <w:sz w:val="24"/>
+                <w:szCs w:val="24"/>
+                <w:lang w:val="hr-HR"/>
+              </w:rPr>
+            </w:pPr>
+            <w:r>
+              <w:rPr>
+                <w:rFonts w:ascii="Times New Roman" w:hAnsi="Times New Roman"/>
+                <w:sz w:val="24"/>
+                <w:szCs w:val="24"/>
+                <w:lang w:val="hr-HR"/>
+              </w:rPr>
             </w:r>
           </w:p>
           <w:p>
@@ -4924,14 +4954,13 @@
         <w:gridCol w:w="1030"/>
         <w:gridCol w:w="1306"/>
         <w:gridCol w:w="1622"/>
-        <w:gridCol w:w="1080"/>
-        <w:gridCol w:w="2"/>
+        <w:gridCol w:w="1079"/>
+        <w:gridCol w:w="3"/>
         <w:gridCol w:w="1077"/>
         <w:gridCol w:w="1"/>
         <w:gridCol w:w="2070"/>
         <w:gridCol w:w="1080"/>
-        <w:gridCol w:w="4"/>
-        <w:gridCol w:w="1"/>
+        <w:gridCol w:w="5"/>
       </w:tblGrid>
       <w:tr>
         <w:trPr/>
@@ -5171,7 +5200,7 @@
         </w:tc>
         <w:tc>
           <w:tcPr>
-            <w:tcW w:w="1084" w:type="dxa"/>
+            <w:tcW w:w="1085" w:type="dxa"/>
             <w:gridSpan w:val="2"/>
             <w:tcBorders>
               <w:left w:val="thickThinSmallGap" w:sz="24" w:space="0" w:color="000000"/>
@@ -5203,7 +5232,7 @@
         </w:tc>
         <w:tc>
           <w:tcPr>
-            <w:tcW w:w="1" w:type="dxa"/>
+            <w:tcW w:w="0" w:type="dxa"/>
             <w:tcBorders>
               <w:top w:val="thickThinSmallGap" w:sz="24" w:space="0" w:color="000000"/>
               <w:bottom w:val="thickThinSmallGap" w:sz="24" w:space="0" w:color="000000"/>
@@ -5561,7 +5590,7 @@
         </w:tc>
         <w:tc>
           <w:tcPr>
-            <w:tcW w:w="1080" w:type="dxa"/>
+            <w:tcW w:w="1079" w:type="dxa"/>
             <w:tcBorders>
               <w:left w:val="thickThinSmallGap" w:sz="24" w:space="0" w:color="000000"/>
               <w:bottom w:val="thickThinSmallGap" w:sz="24" w:space="0" w:color="000000"/>
@@ -5596,7 +5625,7 @@
         </w:tc>
         <w:tc>
           <w:tcPr>
-            <w:tcW w:w="1079" w:type="dxa"/>
+            <w:tcW w:w="1080" w:type="dxa"/>
             <w:gridSpan w:val="2"/>
             <w:tcBorders>
               <w:left w:val="thickThinSmallGap" w:sz="24" w:space="0" w:color="000000"/>
@@ -6000,38 +6029,38 @@
         </w:tc>
         <w:tc>
           <w:tcPr>
+            <w:tcW w:w="1079" w:type="dxa"/>
+            <w:tcBorders>
+              <w:left w:val="thickThinSmallGap" w:sz="24" w:space="0" w:color="000000"/>
+              <w:bottom w:val="thickThinSmallGap" w:sz="24" w:space="0" w:color="000000"/>
+            </w:tcBorders>
+          </w:tcPr>
+          <w:p>
+            <w:pPr>
+              <w:pStyle w:val="Normal"/>
+              <w:widowControl w:val="false"/>
+              <w:spacing w:before="0" w:after="160"/>
+              <w:rPr>
+                <w:rFonts w:ascii="Times New Roman" w:hAnsi="Times New Roman"/>
+                <w:sz w:val="24"/>
+                <w:szCs w:val="24"/>
+                <w:lang w:val="hr-HR"/>
+              </w:rPr>
+            </w:pPr>
+            <w:r>
+              <w:rPr>
+                <w:rFonts w:ascii="Times New Roman" w:hAnsi="Times New Roman"/>
+                <w:sz w:val="24"/>
+                <w:szCs w:val="24"/>
+                <w:lang w:val="hr-HR"/>
+              </w:rPr>
+              <w:t>-</w:t>
+            </w:r>
+          </w:p>
+        </w:tc>
+        <w:tc>
+          <w:tcPr>
             <w:tcW w:w="1080" w:type="dxa"/>
-            <w:tcBorders>
-              <w:left w:val="thickThinSmallGap" w:sz="24" w:space="0" w:color="000000"/>
-              <w:bottom w:val="thickThinSmallGap" w:sz="24" w:space="0" w:color="000000"/>
-            </w:tcBorders>
-          </w:tcPr>
-          <w:p>
-            <w:pPr>
-              <w:pStyle w:val="Normal"/>
-              <w:widowControl w:val="false"/>
-              <w:spacing w:before="0" w:after="160"/>
-              <w:rPr>
-                <w:rFonts w:ascii="Times New Roman" w:hAnsi="Times New Roman"/>
-                <w:sz w:val="24"/>
-                <w:szCs w:val="24"/>
-                <w:lang w:val="hr-HR"/>
-              </w:rPr>
-            </w:pPr>
-            <w:r>
-              <w:rPr>
-                <w:rFonts w:ascii="Times New Roman" w:hAnsi="Times New Roman"/>
-                <w:sz w:val="24"/>
-                <w:szCs w:val="24"/>
-                <w:lang w:val="hr-HR"/>
-              </w:rPr>
-              <w:t>-</w:t>
-            </w:r>
-          </w:p>
-        </w:tc>
-        <w:tc>
-          <w:tcPr>
-            <w:tcW w:w="1079" w:type="dxa"/>
             <w:gridSpan w:val="2"/>
             <w:tcBorders>
               <w:left w:val="thickThinSmallGap" w:sz="24" w:space="0" w:color="000000"/>
@@ -6463,37 +6492,37 @@
         </w:tc>
         <w:tc>
           <w:tcPr>
+            <w:tcW w:w="1079" w:type="dxa"/>
+            <w:tcBorders>
+              <w:left w:val="thickThinSmallGap" w:sz="24" w:space="0" w:color="000000"/>
+              <w:bottom w:val="thickThinSmallGap" w:sz="24" w:space="0" w:color="000000"/>
+            </w:tcBorders>
+          </w:tcPr>
+          <w:p>
+            <w:pPr>
+              <w:pStyle w:val="Normal"/>
+              <w:widowControl w:val="false"/>
+              <w:spacing w:before="0" w:after="160"/>
+              <w:rPr>
+                <w:rFonts w:ascii="Times New Roman" w:hAnsi="Times New Roman"/>
+                <w:sz w:val="24"/>
+                <w:szCs w:val="24"/>
+                <w:lang w:val="hr-HR"/>
+              </w:rPr>
+            </w:pPr>
+            <w:r>
+              <w:rPr>
+                <w:rFonts w:ascii="Times New Roman" w:hAnsi="Times New Roman"/>
+                <w:sz w:val="24"/>
+                <w:szCs w:val="24"/>
+                <w:lang w:val="hr-HR"/>
+              </w:rPr>
+            </w:r>
+          </w:p>
+        </w:tc>
+        <w:tc>
+          <w:tcPr>
             <w:tcW w:w="1080" w:type="dxa"/>
-            <w:tcBorders>
-              <w:left w:val="thickThinSmallGap" w:sz="24" w:space="0" w:color="000000"/>
-              <w:bottom w:val="thickThinSmallGap" w:sz="24" w:space="0" w:color="000000"/>
-            </w:tcBorders>
-          </w:tcPr>
-          <w:p>
-            <w:pPr>
-              <w:pStyle w:val="Normal"/>
-              <w:widowControl w:val="false"/>
-              <w:spacing w:before="0" w:after="160"/>
-              <w:rPr>
-                <w:rFonts w:ascii="Times New Roman" w:hAnsi="Times New Roman"/>
-                <w:sz w:val="24"/>
-                <w:szCs w:val="24"/>
-                <w:lang w:val="hr-HR"/>
-              </w:rPr>
-            </w:pPr>
-            <w:r>
-              <w:rPr>
-                <w:rFonts w:ascii="Times New Roman" w:hAnsi="Times New Roman"/>
-                <w:sz w:val="24"/>
-                <w:szCs w:val="24"/>
-                <w:lang w:val="hr-HR"/>
-              </w:rPr>
-            </w:r>
-          </w:p>
-        </w:tc>
-        <w:tc>
-          <w:tcPr>
-            <w:tcW w:w="1079" w:type="dxa"/>
             <w:gridSpan w:val="2"/>
             <w:tcBorders>
               <w:left w:val="thickThinSmallGap" w:sz="24" w:space="0" w:color="000000"/>
@@ -6970,37 +6999,37 @@
         </w:tc>
         <w:tc>
           <w:tcPr>
+            <w:tcW w:w="1079" w:type="dxa"/>
+            <w:tcBorders>
+              <w:left w:val="thickThinSmallGap" w:sz="24" w:space="0" w:color="000000"/>
+              <w:bottom w:val="thickThinSmallGap" w:sz="24" w:space="0" w:color="000000"/>
+            </w:tcBorders>
+          </w:tcPr>
+          <w:p>
+            <w:pPr>
+              <w:pStyle w:val="Normal"/>
+              <w:widowControl w:val="false"/>
+              <w:spacing w:before="0" w:after="160"/>
+              <w:rPr>
+                <w:rFonts w:ascii="Times New Roman" w:hAnsi="Times New Roman"/>
+                <w:sz w:val="24"/>
+                <w:szCs w:val="24"/>
+                <w:lang w:val="hr-HR"/>
+              </w:rPr>
+            </w:pPr>
+            <w:r>
+              <w:rPr>
+                <w:rFonts w:ascii="Times New Roman" w:hAnsi="Times New Roman"/>
+                <w:sz w:val="24"/>
+                <w:szCs w:val="24"/>
+                <w:lang w:val="hr-HR"/>
+              </w:rPr>
+            </w:r>
+          </w:p>
+        </w:tc>
+        <w:tc>
+          <w:tcPr>
             <w:tcW w:w="1080" w:type="dxa"/>
-            <w:tcBorders>
-              <w:left w:val="thickThinSmallGap" w:sz="24" w:space="0" w:color="000000"/>
-              <w:bottom w:val="thickThinSmallGap" w:sz="24" w:space="0" w:color="000000"/>
-            </w:tcBorders>
-          </w:tcPr>
-          <w:p>
-            <w:pPr>
-              <w:pStyle w:val="Normal"/>
-              <w:widowControl w:val="false"/>
-              <w:spacing w:before="0" w:after="160"/>
-              <w:rPr>
-                <w:rFonts w:ascii="Times New Roman" w:hAnsi="Times New Roman"/>
-                <w:sz w:val="24"/>
-                <w:szCs w:val="24"/>
-                <w:lang w:val="hr-HR"/>
-              </w:rPr>
-            </w:pPr>
-            <w:r>
-              <w:rPr>
-                <w:rFonts w:ascii="Times New Roman" w:hAnsi="Times New Roman"/>
-                <w:sz w:val="24"/>
-                <w:szCs w:val="24"/>
-                <w:lang w:val="hr-HR"/>
-              </w:rPr>
-            </w:r>
-          </w:p>
-        </w:tc>
-        <w:tc>
-          <w:tcPr>
-            <w:tcW w:w="1079" w:type="dxa"/>
             <w:gridSpan w:val="2"/>
             <w:tcBorders>
               <w:left w:val="thickThinSmallGap" w:sz="24" w:space="0" w:color="000000"/>
@@ -7397,37 +7426,37 @@
         </w:tc>
         <w:tc>
           <w:tcPr>
+            <w:tcW w:w="1079" w:type="dxa"/>
+            <w:tcBorders>
+              <w:left w:val="thickThinSmallGap" w:sz="24" w:space="0" w:color="000000"/>
+              <w:bottom w:val="thickThinSmallGap" w:sz="24" w:space="0" w:color="000000"/>
+            </w:tcBorders>
+          </w:tcPr>
+          <w:p>
+            <w:pPr>
+              <w:pStyle w:val="Normal"/>
+              <w:widowControl w:val="false"/>
+              <w:spacing w:before="0" w:after="160"/>
+              <w:rPr>
+                <w:rFonts w:ascii="Times New Roman" w:hAnsi="Times New Roman"/>
+                <w:sz w:val="24"/>
+                <w:szCs w:val="24"/>
+                <w:lang w:val="hr-HR"/>
+              </w:rPr>
+            </w:pPr>
+            <w:r>
+              <w:rPr>
+                <w:rFonts w:ascii="Times New Roman" w:hAnsi="Times New Roman"/>
+                <w:sz w:val="24"/>
+                <w:szCs w:val="24"/>
+                <w:lang w:val="hr-HR"/>
+              </w:rPr>
+            </w:r>
+          </w:p>
+        </w:tc>
+        <w:tc>
+          <w:tcPr>
             <w:tcW w:w="1080" w:type="dxa"/>
-            <w:tcBorders>
-              <w:left w:val="thickThinSmallGap" w:sz="24" w:space="0" w:color="000000"/>
-              <w:bottom w:val="thickThinSmallGap" w:sz="24" w:space="0" w:color="000000"/>
-            </w:tcBorders>
-          </w:tcPr>
-          <w:p>
-            <w:pPr>
-              <w:pStyle w:val="Normal"/>
-              <w:widowControl w:val="false"/>
-              <w:spacing w:before="0" w:after="160"/>
-              <w:rPr>
-                <w:rFonts w:ascii="Times New Roman" w:hAnsi="Times New Roman"/>
-                <w:sz w:val="24"/>
-                <w:szCs w:val="24"/>
-                <w:lang w:val="hr-HR"/>
-              </w:rPr>
-            </w:pPr>
-            <w:r>
-              <w:rPr>
-                <w:rFonts w:ascii="Times New Roman" w:hAnsi="Times New Roman"/>
-                <w:sz w:val="24"/>
-                <w:szCs w:val="24"/>
-                <w:lang w:val="hr-HR"/>
-              </w:rPr>
-            </w:r>
-          </w:p>
-        </w:tc>
-        <w:tc>
-          <w:tcPr>
-            <w:tcW w:w="1079" w:type="dxa"/>
             <w:gridSpan w:val="2"/>
             <w:tcBorders>
               <w:left w:val="thickThinSmallGap" w:sz="24" w:space="0" w:color="000000"/>
@@ -7761,37 +7790,37 @@
         </w:tc>
         <w:tc>
           <w:tcPr>
+            <w:tcW w:w="1079" w:type="dxa"/>
+            <w:tcBorders>
+              <w:left w:val="thickThinSmallGap" w:sz="24" w:space="0" w:color="000000"/>
+              <w:bottom w:val="thickThinSmallGap" w:sz="24" w:space="0" w:color="000000"/>
+            </w:tcBorders>
+          </w:tcPr>
+          <w:p>
+            <w:pPr>
+              <w:pStyle w:val="Normal"/>
+              <w:widowControl w:val="false"/>
+              <w:spacing w:before="0" w:after="160"/>
+              <w:rPr>
+                <w:rFonts w:ascii="Times New Roman" w:hAnsi="Times New Roman"/>
+                <w:sz w:val="24"/>
+                <w:szCs w:val="24"/>
+                <w:lang w:val="hr-HR"/>
+              </w:rPr>
+            </w:pPr>
+            <w:r>
+              <w:rPr>
+                <w:rFonts w:ascii="Times New Roman" w:hAnsi="Times New Roman"/>
+                <w:sz w:val="24"/>
+                <w:szCs w:val="24"/>
+                <w:lang w:val="hr-HR"/>
+              </w:rPr>
+            </w:r>
+          </w:p>
+        </w:tc>
+        <w:tc>
+          <w:tcPr>
             <w:tcW w:w="1080" w:type="dxa"/>
-            <w:tcBorders>
-              <w:left w:val="thickThinSmallGap" w:sz="24" w:space="0" w:color="000000"/>
-              <w:bottom w:val="thickThinSmallGap" w:sz="24" w:space="0" w:color="000000"/>
-            </w:tcBorders>
-          </w:tcPr>
-          <w:p>
-            <w:pPr>
-              <w:pStyle w:val="Normal"/>
-              <w:widowControl w:val="false"/>
-              <w:spacing w:before="0" w:after="160"/>
-              <w:rPr>
-                <w:rFonts w:ascii="Times New Roman" w:hAnsi="Times New Roman"/>
-                <w:sz w:val="24"/>
-                <w:szCs w:val="24"/>
-                <w:lang w:val="hr-HR"/>
-              </w:rPr>
-            </w:pPr>
-            <w:r>
-              <w:rPr>
-                <w:rFonts w:ascii="Times New Roman" w:hAnsi="Times New Roman"/>
-                <w:sz w:val="24"/>
-                <w:szCs w:val="24"/>
-                <w:lang w:val="hr-HR"/>
-              </w:rPr>
-            </w:r>
-          </w:p>
-        </w:tc>
-        <w:tc>
-          <w:tcPr>
-            <w:tcW w:w="1079" w:type="dxa"/>
             <w:gridSpan w:val="2"/>
             <w:tcBorders>
               <w:left w:val="thickThinSmallGap" w:sz="24" w:space="0" w:color="000000"/>
@@ -8015,7 +8044,7 @@
         <w:docPartGallery w:val="Page Numbers (Bottom of Page)"/>
         <w:docPartUnique w:val="true"/>
       </w:docPartObj>
-      <w:id w:val="1202517274"/>
+      <w:id w:val="1835549306"/>
     </w:sdtPr>
     <w:sdtContent>
       <w:p>

--- a/application_form/Prilog_1_Aplikacioni_obrazac_latinica_at_bih.docx
+++ b/application_form/Prilog_1_Aplikacioni_obrazac_latinica_at_bih.docx
@@ -330,7 +330,47 @@
                 <w:szCs w:val="24"/>
                 <w:lang w:val="bs-BA"/>
               </w:rPr>
-              <w:t>Generativne Vještačke Inteligencije za izabrane grafovske Probleme</w:t>
+              <w:t xml:space="preserve">Generativne Vještačke Inteligencije za </w:t>
+            </w:r>
+            <w:r>
+              <w:rPr>
+                <w:rStyle w:val="StrongEmphasis"/>
+                <w:rFonts w:ascii="Times New Roman" w:hAnsi="Times New Roman"/>
+                <w:sz w:val="24"/>
+                <w:szCs w:val="24"/>
+                <w:lang w:val="bs-BA"/>
+              </w:rPr>
+              <w:t>I</w:t>
+            </w:r>
+            <w:r>
+              <w:rPr>
+                <w:rStyle w:val="StrongEmphasis"/>
+                <w:rFonts w:ascii="Times New Roman" w:hAnsi="Times New Roman"/>
+                <w:sz w:val="24"/>
+                <w:szCs w:val="24"/>
+                <w:lang w:val="bs-BA"/>
+              </w:rPr>
+              <w:t xml:space="preserve">zabrane </w:t>
+            </w:r>
+            <w:r>
+              <w:rPr>
+                <w:rStyle w:val="StrongEmphasis"/>
+                <w:rFonts w:ascii="Times New Roman" w:hAnsi="Times New Roman"/>
+                <w:sz w:val="24"/>
+                <w:szCs w:val="24"/>
+                <w:lang w:val="bs-BA"/>
+              </w:rPr>
+              <w:t>G</w:t>
+            </w:r>
+            <w:r>
+              <w:rPr>
+                <w:rStyle w:val="StrongEmphasis"/>
+                <w:rFonts w:ascii="Times New Roman" w:hAnsi="Times New Roman"/>
+                <w:sz w:val="24"/>
+                <w:szCs w:val="24"/>
+                <w:lang w:val="bs-BA"/>
+              </w:rPr>
+              <w:t>rafovske Probleme</w:t>
             </w:r>
           </w:p>
         </w:tc>
@@ -8044,7 +8084,7 @@
         <w:docPartGallery w:val="Page Numbers (Bottom of Page)"/>
         <w:docPartUnique w:val="true"/>
       </w:docPartObj>
-      <w:id w:val="1835549306"/>
+      <w:id w:val="150704935"/>
     </w:sdtPr>
     <w:sdtContent>
       <w:p>
